--- a/Teacher Resources (Start Here)/09_STARLAB_Project_Approval_System_Package/STARLAB_Project_Approval_System.docx
+++ b/Teacher Resources (Start Here)/09_STARLAB_Project_Approval_System_Package/STARLAB_Project_Approval_System.docx
@@ -52,6 +52,7 @@
       <w:tr>
         <w:trPr>
           <w:trHeight w:val="792"/>
+          <w:tblHeader/>
         </w:trPr>
         <w:tc>
           <w:tcPr>
@@ -107,6 +108,18 @@
         <w:t>The STARLAB Project Approval System gives teachers a consistent process for moving student ideas from curiosity to approved pilot testing. It is designed for authentic student research, where projects vary widely and the teacher must balance independence, safety, ethics, feasibility, and quality of evidence.</w:t>
       </w:r>
     </w:p>
+    <w:p>
+      <w:pPr/>
+      <w:r>
+        <w:rPr>
+          <w:b/>
+        </w:rPr>
+        <w:t>Authority:</w:t>
+      </w:r>
+      <w:r>
+        <w:t xml:space="preserve"> The Project Approval Tracker is the official record and the authoritative approval-status taxonomy. This system and the Safety Scope Guide support the teacher's decision, but they do not create alternate approval statuses.</w:t>
+      </w:r>
+    </w:p>
     <w:tbl>
       <w:tblPr>
         <w:tblW w:type="auto" w:w="0"/>
@@ -135,6 +148,9 @@
             </w:r>
           </w:p>
         </w:tc>
+        <w:trPr>
+          <w:tblHeader/>
+        </w:trPr>
       </w:tr>
       <w:tr>
         <w:tc>
@@ -299,6 +315,9 @@
             </w:r>
           </w:p>
         </w:tc>
+        <w:trPr>
+          <w:tblHeader/>
+        </w:trPr>
       </w:tr>
       <w:tr>
         <w:tc>
@@ -710,54 +729,38 @@
             </w:r>
           </w:p>
         </w:tc>
+        <w:trPr>
+          <w:tblHeader/>
+        </w:trPr>
       </w:tr>
       <w:tr>
         <w:tc>
           <w:tcPr>
-            <w:tcW w:type="dxa" w:w="2160"/>
-            <w:vAlign w:val="center"/>
-            <w:shd w:fill="F2F2F2"/>
+            <w:tcW w:type="dxa" w:w="3408"/>
           </w:tcPr>
           <w:p>
-            <w:r/>
             <w:r>
-              <w:rPr>
-                <w:b w:val="0"/>
-                <w:sz w:val="16"/>
-              </w:rPr>
               <w:t>Approved for Pilot Testing</w:t>
             </w:r>
           </w:p>
         </w:tc>
         <w:tc>
           <w:tcPr>
-            <w:tcW w:type="dxa" w:w="4464"/>
-            <w:vAlign w:val="center"/>
+            <w:tcW w:type="dxa" w:w="3408"/>
           </w:tcPr>
           <w:p>
-            <w:r/>
             <w:r>
-              <w:rPr>
-                <w:b w:val="0"/>
-                <w:sz w:val="16"/>
-              </w:rPr>
-              <w:t>Student may run the specific small-scale pilot test described in the plan.</w:t>
+              <w:t>Student may run only the specific small-scale pilot test described in the approved plan.</w:t>
             </w:r>
           </w:p>
         </w:tc>
         <w:tc>
           <w:tcPr>
-            <w:tcW w:type="dxa" w:w="3744"/>
-            <w:vAlign w:val="center"/>
+            <w:tcW w:type="dxa" w:w="3408"/>
           </w:tcPr>
           <w:p>
-            <w:r/>
             <w:r>
-              <w:rPr>
-                <w:b w:val="0"/>
-                <w:sz w:val="16"/>
-              </w:rPr>
-              <w:t>Record approval, confirm supervision/PPE, and set date for pilot reflection.</w:t>
+              <w:t>Record approval, confirm supervision and controls, and set a pilot-reflection date.</w:t>
             </w:r>
           </w:p>
         </w:tc>
@@ -765,50 +768,31 @@
       <w:tr>
         <w:tc>
           <w:tcPr>
-            <w:tcW w:type="dxa" w:w="2160"/>
-            <w:vAlign w:val="center"/>
-            <w:shd w:fill="F2F2F2"/>
+            <w:tcW w:type="dxa" w:w="3408"/>
           </w:tcPr>
           <w:p>
-            <w:r/>
             <w:r>
-              <w:rPr>
-                <w:b w:val="0"/>
-                <w:sz w:val="16"/>
-              </w:rPr>
               <w:t>Approved With Modifications</w:t>
             </w:r>
           </w:p>
         </w:tc>
         <w:tc>
           <w:tcPr>
-            <w:tcW w:type="dxa" w:w="4464"/>
-            <w:vAlign w:val="center"/>
+            <w:tcW w:type="dxa" w:w="3408"/>
           </w:tcPr>
           <w:p>
-            <w:r/>
             <w:r>
-              <w:rPr>
-                <w:b w:val="0"/>
-                <w:sz w:val="16"/>
-              </w:rPr>
-              <w:t>Student may proceed only after specific required edits are completed.</w:t>
+              <w:t>The project may advance only after named changes are completed and verified; this status does not by itself authorize testing.</w:t>
             </w:r>
           </w:p>
         </w:tc>
         <w:tc>
           <w:tcPr>
-            <w:tcW w:type="dxa" w:w="3744"/>
-            <w:vAlign w:val="center"/>
+            <w:tcW w:type="dxa" w:w="3408"/>
           </w:tcPr>
           <w:p>
-            <w:r/>
             <w:r>
-              <w:rPr>
-                <w:b w:val="0"/>
-                <w:sz w:val="16"/>
-              </w:rPr>
-              <w:t>List required modifications and verify completion before testing.</w:t>
+              <w:t>List the required changes and verify them before changing the status to Approved for Pilot Testing.</w:t>
             </w:r>
           </w:p>
         </w:tc>
@@ -816,50 +800,31 @@
       <w:tr>
         <w:tc>
           <w:tcPr>
-            <w:tcW w:type="dxa" w:w="2160"/>
-            <w:vAlign w:val="center"/>
-            <w:shd w:fill="F2F2F2"/>
+            <w:tcW w:type="dxa" w:w="3408"/>
           </w:tcPr>
           <w:p>
-            <w:r/>
             <w:r>
-              <w:rPr>
-                <w:b w:val="0"/>
-                <w:sz w:val="16"/>
-              </w:rPr>
               <w:t>Needs Revision</w:t>
             </w:r>
           </w:p>
         </w:tc>
         <w:tc>
           <w:tcPr>
-            <w:tcW w:type="dxa" w:w="4464"/>
-            <w:vAlign w:val="center"/>
+            <w:tcW w:type="dxa" w:w="3408"/>
           </w:tcPr>
           <w:p>
-            <w:r/>
             <w:r>
-              <w:rPr>
-                <w:b w:val="0"/>
-                <w:sz w:val="16"/>
-              </w:rPr>
-              <w:t>Project is promising but the current plan is not clear, feasible, measurable, or complete enough.</w:t>
+              <w:t>The plan is not yet clear, feasible, measurable, or complete enough for approval.</w:t>
             </w:r>
           </w:p>
         </w:tc>
         <w:tc>
           <w:tcPr>
-            <w:tcW w:type="dxa" w:w="3744"/>
-            <w:vAlign w:val="center"/>
+            <w:tcW w:type="dxa" w:w="3408"/>
           </w:tcPr>
           <w:p>
-            <w:r/>
             <w:r>
-              <w:rPr>
-                <w:b w:val="0"/>
-                <w:sz w:val="16"/>
-              </w:rPr>
-              <w:t>Return to planning documents and schedule a follow-up conference.</w:t>
+              <w:t>Return the student to the relevant planning documents and schedule a follow-up conference.</w:t>
             </w:r>
           </w:p>
         </w:tc>
@@ -867,50 +832,31 @@
       <w:tr>
         <w:tc>
           <w:tcPr>
-            <w:tcW w:type="dxa" w:w="2160"/>
-            <w:vAlign w:val="center"/>
-            <w:shd w:fill="F2F2F2"/>
+            <w:tcW w:type="dxa" w:w="3408"/>
           </w:tcPr>
           <w:p>
-            <w:r/>
             <w:r>
-              <w:rPr>
-                <w:b w:val="0"/>
-                <w:sz w:val="16"/>
-              </w:rPr>
               <w:t>Needs Safety Review</w:t>
             </w:r>
           </w:p>
         </w:tc>
         <w:tc>
           <w:tcPr>
-            <w:tcW w:type="dxa" w:w="4464"/>
-            <w:vAlign w:val="center"/>
+            <w:tcW w:type="dxa" w:w="3408"/>
           </w:tcPr>
           <w:p>
-            <w:r/>
             <w:r>
-              <w:rPr>
-                <w:b w:val="0"/>
-                <w:sz w:val="16"/>
-              </w:rPr>
-              <w:t>Hazards require additional controls, supervision, PPE, location change, or administrator/lab review.</w:t>
+              <w:t>Hazards require additional controls, supervision, training, PPE, location review, or district guidance.</w:t>
             </w:r>
           </w:p>
         </w:tc>
         <w:tc>
           <w:tcPr>
-            <w:tcW w:type="dxa" w:w="3744"/>
-            <w:vAlign w:val="center"/>
+            <w:tcW w:type="dxa" w:w="3408"/>
           </w:tcPr>
           <w:p>
-            <w:r/>
             <w:r>
-              <w:rPr>
-                <w:b w:val="0"/>
-                <w:sz w:val="16"/>
-              </w:rPr>
-              <w:t>Pause testing. Identify required safety steps and approval source.</w:t>
+              <w:t>Pause testing and identify the required safety review and district-supplied forms.</w:t>
             </w:r>
           </w:p>
         </w:tc>
@@ -918,50 +864,31 @@
       <w:tr>
         <w:tc>
           <w:tcPr>
-            <w:tcW w:type="dxa" w:w="2160"/>
-            <w:vAlign w:val="center"/>
-            <w:shd w:fill="F2F2F2"/>
+            <w:tcW w:type="dxa" w:w="3408"/>
           </w:tcPr>
           <w:p>
-            <w:r/>
             <w:r>
-              <w:rPr>
-                <w:b w:val="0"/>
-                <w:sz w:val="16"/>
-              </w:rPr>
               <w:t>Needs Ethics Review</w:t>
             </w:r>
           </w:p>
         </w:tc>
         <w:tc>
           <w:tcPr>
-            <w:tcW w:type="dxa" w:w="4464"/>
-            <w:vAlign w:val="center"/>
+            <w:tcW w:type="dxa" w:w="3408"/>
           </w:tcPr>
           <w:p>
-            <w:r/>
             <w:r>
-              <w:rPr>
-                <w:b w:val="0"/>
-                <w:sz w:val="16"/>
-              </w:rPr>
-              <w:t>Project involves people, animals, privacy, biological materials, environmental impact, or sensitive data.</w:t>
+              <w:t>The project involves people, animals, privacy, biological materials, environmental impact, or sensitive data.</w:t>
             </w:r>
           </w:p>
         </w:tc>
         <w:tc>
           <w:tcPr>
-            <w:tcW w:type="dxa" w:w="3744"/>
-            <w:vAlign w:val="center"/>
+            <w:tcW w:type="dxa" w:w="3408"/>
           </w:tcPr>
           <w:p>
-            <w:r/>
             <w:r>
-              <w:rPr>
-                <w:b w:val="0"/>
-                <w:sz w:val="16"/>
-              </w:rPr>
-              <w:t>Pause data collection. Determine if consent, administrator review, or a safer alternative is required.</w:t>
+              <w:t>Pause data collection and complete required ethics, consent, privacy, or district review.</w:t>
             </w:r>
           </w:p>
         </w:tc>
@@ -969,50 +896,31 @@
       <w:tr>
         <w:tc>
           <w:tcPr>
-            <w:tcW w:type="dxa" w:w="2160"/>
-            <w:vAlign w:val="center"/>
-            <w:shd w:fill="F2F2F2"/>
+            <w:tcW w:type="dxa" w:w="3408"/>
           </w:tcPr>
           <w:p>
-            <w:r/>
             <w:r>
-              <w:rPr>
-                <w:b w:val="0"/>
-                <w:sz w:val="16"/>
-              </w:rPr>
               <w:t>Needs Mentor Review</w:t>
             </w:r>
           </w:p>
         </w:tc>
         <w:tc>
           <w:tcPr>
-            <w:tcW w:type="dxa" w:w="4464"/>
-            <w:vAlign w:val="center"/>
+            <w:tcW w:type="dxa" w:w="3408"/>
           </w:tcPr>
           <w:p>
-            <w:r/>
             <w:r>
-              <w:rPr>
-                <w:b w:val="0"/>
-                <w:sz w:val="16"/>
-              </w:rPr>
-              <w:t>The plan requires technical expertise beyond the classroom before approval.</w:t>
+              <w:t>Technical expertise is needed before the teacher can make the next approval decision.</w:t>
             </w:r>
           </w:p>
         </w:tc>
         <w:tc>
           <w:tcPr>
-            <w:tcW w:type="dxa" w:w="3744"/>
-            <w:vAlign w:val="center"/>
+            <w:tcW w:type="dxa" w:w="3408"/>
           </w:tcPr>
           <w:p>
-            <w:r/>
             <w:r>
-              <w:rPr>
-                <w:b w:val="0"/>
-                <w:sz w:val="16"/>
-              </w:rPr>
-              <w:t>Ask mentor to review method, feasibility, measurement, or safety concerns.</w:t>
+              <w:t>Obtain focused mentor feedback; the mentor does not grant STARLAB approval.</w:t>
             </w:r>
           </w:p>
         </w:tc>
@@ -1020,50 +928,63 @@
       <w:tr>
         <w:tc>
           <w:tcPr>
-            <w:tcW w:type="dxa" w:w="2160"/>
-            <w:vAlign w:val="center"/>
-            <w:shd w:fill="F2F2F2"/>
+            <w:tcW w:type="dxa" w:w="3408"/>
           </w:tcPr>
           <w:p>
-            <w:r/>
             <w:r>
-              <w:rPr>
-                <w:b w:val="0"/>
-                <w:sz w:val="16"/>
-              </w:rPr>
               <w:t>Not Approved in Current Form</w:t>
             </w:r>
           </w:p>
         </w:tc>
         <w:tc>
           <w:tcPr>
-            <w:tcW w:type="dxa" w:w="4464"/>
-            <w:vAlign w:val="center"/>
+            <w:tcW w:type="dxa" w:w="3408"/>
           </w:tcPr>
           <w:p>
-            <w:r/>
             <w:r>
-              <w:rPr>
-                <w:b w:val="0"/>
-                <w:sz w:val="16"/>
-              </w:rPr>
-              <w:t>The project cannot proceed as proposed due to risk, ethics, feasibility, or lack of evidence plan.</w:t>
+              <w:t>The proposed method cannot proceed because of risk, ethics, feasibility, or an inadequate evidence plan.</w:t>
             </w:r>
           </w:p>
         </w:tc>
         <w:tc>
           <w:tcPr>
-            <w:tcW w:type="dxa" w:w="3744"/>
-            <w:vAlign w:val="center"/>
+            <w:tcW w:type="dxa" w:w="3408"/>
           </w:tcPr>
           <w:p>
-            <w:r/>
             <w:r>
-              <w:rPr>
-                <w:b w:val="0"/>
-                <w:sz w:val="16"/>
-              </w:rPr>
-              <w:t>Redirect curiosity toward a safer, smaller, simulated, public-data, or redesigned version.</w:t>
+              <w:t>Redirect the question toward a safer, smaller, simulated, public-data, or redesigned version.</w:t>
+            </w:r>
+          </w:p>
+        </w:tc>
+      </w:tr>
+      <w:tr>
+        <w:tc>
+          <w:tcPr>
+            <w:tcW w:type="dxa" w:w="3408"/>
+          </w:tcPr>
+          <w:p>
+            <w:r>
+              <w:t>Approved for Systematic Data Collection</w:t>
+            </w:r>
+          </w:p>
+        </w:tc>
+        <w:tc>
+          <w:tcPr>
+            <w:tcW w:type="dxa" w:w="3408"/>
+          </w:tcPr>
+          <w:p>
+            <w:r>
+              <w:t>The approved pilot supports the method and the teacher has authorized full data collection within the documented scope.</w:t>
+            </w:r>
+          </w:p>
+        </w:tc>
+        <w:tc>
+          <w:tcPr>
+            <w:tcW w:type="dxa" w:w="3408"/>
+          </w:tcPr>
+          <w:p>
+            <w:r>
+              <w:t>Record the decision and continue monitoring changes, risks, and documentation.</w:t>
             </w:r>
           </w:p>
         </w:tc>
@@ -1300,6 +1221,9 @@
             </w:r>
           </w:p>
         </w:tc>
+        <w:trPr>
+          <w:tblHeader/>
+        </w:trPr>
       </w:tr>
       <w:tr>
         <w:tc>
@@ -1818,6 +1742,9 @@
             </w:r>
           </w:p>
         </w:tc>
+        <w:trPr>
+          <w:tblHeader/>
+        </w:trPr>
       </w:tr>
       <w:tr>
         <w:tc>
@@ -2130,6 +2057,9 @@
             </w:r>
           </w:p>
         </w:tc>
+        <w:trPr>
+          <w:tblHeader/>
+        </w:trPr>
       </w:tr>
       <w:tr>
         <w:tc>
@@ -2139,13 +2069,8 @@
             <w:shd w:fill="F2F2F2"/>
           </w:tcPr>
           <w:p>
-            <w:r/>
             <w:r>
-              <w:rPr>
-                <w:b w:val="0"/>
-                <w:sz w:val="16"/>
-              </w:rPr>
-              <w:t>Approved</w:t>
+              <w:t>Approved for Pilot Testing</w:t>
             </w:r>
           </w:p>
         </w:tc>
@@ -2174,13 +2099,8 @@
             <w:shd w:fill="F2F2F2"/>
           </w:tcPr>
           <w:p>
-            <w:r/>
             <w:r>
-              <w:rPr>
-                <w:b w:val="0"/>
-                <w:sz w:val="16"/>
-              </w:rPr>
-              <w:t>Approved with revisions</w:t>
+              <w:t>Approved With Modifications</w:t>
             </w:r>
           </w:p>
         </w:tc>
@@ -2209,13 +2129,8 @@
             <w:shd w:fill="F2F2F2"/>
           </w:tcPr>
           <w:p>
-            <w:r/>
             <w:r>
-              <w:rPr>
-                <w:b w:val="0"/>
-                <w:sz w:val="16"/>
-              </w:rPr>
-              <w:t>Needs evidence plan</w:t>
+              <w:t>Needs Revision</w:t>
             </w:r>
           </w:p>
         </w:tc>
@@ -2244,13 +2159,8 @@
             <w:shd w:fill="F2F2F2"/>
           </w:tcPr>
           <w:p>
-            <w:r/>
             <w:r>
-              <w:rPr>
-                <w:b w:val="0"/>
-                <w:sz w:val="16"/>
-              </w:rPr>
-              <w:t>Needs safety revision</w:t>
+              <w:t>Needs Safety Review</w:t>
             </w:r>
           </w:p>
         </w:tc>
@@ -2279,13 +2189,8 @@
             <w:shd w:fill="F2F2F2"/>
           </w:tcPr>
           <w:p>
-            <w:r/>
             <w:r>
-              <w:rPr>
-                <w:b w:val="0"/>
-                <w:sz w:val="16"/>
-              </w:rPr>
-              <w:t>Needs ethics revision</w:t>
+              <w:t>Needs Ethics Review</w:t>
             </w:r>
           </w:p>
         </w:tc>
@@ -2314,13 +2219,8 @@
             <w:shd w:fill="F2F2F2"/>
           </w:tcPr>
           <w:p>
-            <w:r/>
             <w:r>
-              <w:rPr>
-                <w:b w:val="0"/>
-                <w:sz w:val="16"/>
-              </w:rPr>
-              <w:t>Not approved</w:t>
+              <w:t>Not Approved in Current Form</w:t>
             </w:r>
           </w:p>
         </w:tc>
@@ -2387,6 +2287,9 @@
             </w:r>
           </w:p>
         </w:tc>
+        <w:trPr>
+          <w:tblHeader/>
+        </w:trPr>
       </w:tr>
       <w:tr>
         <w:tc>
@@ -2540,6 +2443,9 @@
             </w:r>
           </w:p>
         </w:tc>
+        <w:trPr>
+          <w:tblHeader/>
+        </w:trPr>
       </w:tr>
       <w:tr>
         <w:tc>
@@ -2822,7 +2728,7 @@
         <w:pStyle w:val="ListBullet"/>
       </w:pPr>
       <w:r>
-        <w:t>Do not use the tracker as a substitute for required district forms or local safety policies.</w:t>
+        <w:t>Do not use the tracker as a substitute for district-supplied IRB/SRC, consent, media-release, fieldwork, equipment, chemical, drone, data-privacy, or other forms required by local policy.</w:t>
       </w:r>
     </w:p>
     <w:p>
@@ -2889,6 +2795,9 @@
             </w:r>
           </w:p>
         </w:tc>
+        <w:trPr>
+          <w:tblHeader/>
+        </w:trPr>
       </w:tr>
       <w:tr>
         <w:tc>
@@ -3333,6 +3242,9 @@
             </w:r>
           </w:p>
         </w:tc>
+        <w:trPr>
+          <w:tblHeader/>
+        </w:trPr>
       </w:tr>
       <w:tr>
         <w:tc>

--- a/Teacher Resources (Start Here)/09_STARLAB_Project_Approval_System_Package/STARLAB_Project_Approval_System.docx
+++ b/Teacher Resources (Start Here)/09_STARLAB_Project_Approval_System_Package/STARLAB_Project_Approval_System.docx
@@ -659,7 +659,19 @@
         <w:rPr>
           <w:color w:val="ED1C24"/>
         </w:rPr>
-        <w:t>Approval Status Categories</w:t>
+        <w:t>Project Approval Tracker Status Taxonomy</w:t>
+      </w:r>
+    </w:p>
+    <w:p>
+      <w:pPr/>
+      <w:r>
+        <w:t>Use only the fourteen exact statuses in the Project Approval Tracker. Six workflow-only states describe progress and never authorize testing or data collection: Not Started; Idea Screening; Planning In Progress; Ready for Conference; Paused; and Completed.</w:t>
+      </w:r>
+    </w:p>
+    <w:p>
+      <w:pPr/>
+      <w:r>
+        <w:t>The eight decision and permission states are defined below. Only Approved for Pilot Testing authorizes the approved small-scale pilot. Only Approved for Systematic Data Collection authorizes full data collection. Approved With Modifications and all Needs/Not Approved statuses do not authorize testing.</w:t>
       </w:r>
     </w:p>
     <w:tbl>
@@ -2110,13 +2122,8 @@
             <w:vAlign w:val="center"/>
           </w:tcPr>
           <w:p>
-            <w:r/>
             <w:r>
-              <w:rPr>
-                <w:b w:val="0"/>
-                <w:sz w:val="16"/>
-              </w:rPr>
-              <w:t>This project is approved after the following changes are completed: ____. Do not begin testing until I verify those changes.</w:t>
+              <w:t>The following changes are required before I can approve pilot testing: ____. Do not begin testing. After I verify the changes, I will update the tracker to Approved for Pilot Testing or record another next step.</w:t>
             </w:r>
           </w:p>
         </w:tc>
